--- a/output/test2.docx
+++ b/output/test2.docx
@@ -4,61 +4,54 @@
   <w:body>
     <w:p>
       <w:pPr>
-        <w:pStyle w:val="CoverAuthor"/>
+        <w:pStyle w:val="CoverTitle"/>
       </w:pPr>
       <w:bookmarkStart w:id="0" w:name="Top_of_8319423665772534855_69998_3"/>
       <w:bookmarkStart w:id="1" w:name="Top_of_2182484298388256638_69939_1"/>
       <w:r>
         <w:rPr>
-          <w:sz w:val="27"/>
           <w:szCs w:val="27"/>
         </w:rPr>
         <w:br/>
       </w:r>
       <w:r>
         <w:rPr>
-          <w:sz w:val="27"/>
           <w:szCs w:val="27"/>
         </w:rPr>
         <w:br/>
       </w:r>
       <w:r>
         <w:rPr>
-          <w:sz w:val="27"/>
           <w:szCs w:val="27"/>
         </w:rPr>
         <w:br/>
       </w:r>
       <w:r>
         <w:rPr>
-          <w:rStyle w:val="11Text"/>
-          <w:sz w:val="56"/>
           <w:szCs w:val="36"/>
         </w:rPr>
         <w:t>ESSAYS</w:t>
       </w:r>
       <w:r>
         <w:rPr>
-          <w:rStyle w:val="08Text"/>
-          <w:i w:val="0"/>
           <w:iCs w:val="0"/>
           <w:color w:val="auto"/>
         </w:rPr>
         <w:t xml:space="preserve"> IN</w:t>
       </w:r>
       <w:r>
+        <w:rPr/>
         <w:br/>
       </w:r>
       <w:r>
         <w:rPr>
-          <w:rStyle w:val="08Text"/>
-          <w:i w:val="0"/>
           <w:iCs w:val="0"/>
           <w:color w:val="auto"/>
         </w:rPr>
         <w:t xml:space="preserve"> </w:t>
       </w:r>
       <w:r>
+        <w:rPr/>
         <w:t>MEDICAL SOCIOLOGY</w:t>
       </w:r>
     </w:p>

--- a/output/test2.docx
+++ b/output/test2.docx
@@ -15332,8 +15332,8 @@
     <w:rPr>
       <w:rFonts w:ascii="Times New Roman" w:hAnsi="Times New Roman"/>
       <w:b/>
-      <w:caps/>
-      <w:sz w:val="56"/>
+      <w:caps w:val="0"/>
+      <w:sz w:val="20"/>
     </w:rPr>
   </w:style>
   <w:style w:type="paragraph" w:customStyle="1" w:styleId="CoverSubtitle">
@@ -15342,9 +15342,9 @@
       <w:jc w:val="center"/>
     </w:pPr>
     <w:rPr>
-      <w:rFonts w:ascii="Times New Roman" w:hAnsi="Times New Roman"/>
-      <w:b w:val="0"/>
-      <w:caps/>
+      <w:rFonts w:ascii="Palatino Linotype" w:hAnsi="Palatino Linotype"/>
+      <w:b/>
+      <w:caps w:val="0"/>
       <w:sz w:val="36"/>
     </w:rPr>
   </w:style>
@@ -15354,10 +15354,10 @@
       <w:jc w:val="center"/>
     </w:pPr>
     <w:rPr>
-      <w:rFonts w:ascii="Times New Roman" w:hAnsi="Times New Roman"/>
-      <w:b w:val="0"/>
+      <w:rFonts w:ascii="PT Serif" w:hAnsi="PT Serif"/>
+      <w:b/>
       <w:caps w:val="0"/>
-      <w:sz w:val="32"/>
+      <w:sz w:val="80"/>
     </w:rPr>
   </w:style>
 </w:styles>

--- a/output/test2.docx
+++ b/output/test2.docx
@@ -15331,9 +15331,9 @@
     </w:pPr>
     <w:rPr>
       <w:rFonts w:ascii="Times New Roman" w:hAnsi="Times New Roman"/>
-      <w:b/>
-      <w:caps w:val="0"/>
-      <w:sz w:val="20"/>
+      <w:b w:val="0"/>
+      <w:caps/>
+      <w:sz w:val="56"/>
     </w:rPr>
   </w:style>
   <w:style w:type="paragraph" w:customStyle="1" w:styleId="CoverSubtitle">
@@ -15342,9 +15342,9 @@
       <w:jc w:val="center"/>
     </w:pPr>
     <w:rPr>
-      <w:rFonts w:ascii="Palatino Linotype" w:hAnsi="Palatino Linotype"/>
-      <w:b/>
-      <w:caps w:val="0"/>
+      <w:rFonts w:ascii="Times New Roman" w:hAnsi="Times New Roman"/>
+      <w:b w:val="0"/>
+      <w:caps/>
       <w:sz w:val="36"/>
     </w:rPr>
   </w:style>
@@ -15354,10 +15354,10 @@
       <w:jc w:val="center"/>
     </w:pPr>
     <w:rPr>
-      <w:rFonts w:ascii="PT Serif" w:hAnsi="PT Serif"/>
-      <w:b/>
+      <w:rFonts w:ascii="Times New Roman" w:hAnsi="Times New Roman"/>
+      <w:b w:val="0"/>
       <w:caps w:val="0"/>
-      <w:sz w:val="80"/>
+      <w:sz w:val="32"/>
     </w:rPr>
   </w:style>
 </w:styles>
